--- a/Digital_marketing_Projects/Project3/young_lucynda_personaproject.docx
+++ b/Digital_marketing_Projects/Project3/young_lucynda_personaproject.docx
@@ -2,38 +2,6 @@
 <file path=word/document.xml><?xml version="1.0" encoding="utf-8"?>
 <w:document xmlns:wpc="http://schemas.microsoft.com/office/word/2010/wordprocessingCanvas" xmlns:cx="http://schemas.microsoft.com/office/drawing/2014/chartex" xmlns:cx1="http://schemas.microsoft.com/office/drawing/2015/9/8/chartex" xmlns:cx2="http://schemas.microsoft.com/office/drawing/2015/10/21/chartex" xmlns:cx3="http://schemas.microsoft.com/office/drawing/2016/5/9/chartex" xmlns:cx4="http://schemas.microsoft.com/office/drawing/2016/5/10/chartex" xmlns:cx5="http://schemas.microsoft.com/office/drawing/2016/5/11/chartex" xmlns:cx6="http://schemas.microsoft.com/office/drawing/2016/5/12/chartex" xmlns:cx7="http://schemas.microsoft.com/office/drawing/2016/5/13/chartex" xmlns:cx8="http://schemas.microsoft.com/office/drawing/2016/5/14/chartex" xmlns:mc="http://schemas.openxmlformats.org/markup-compatibility/2006" xmlns:aink="http://schemas.microsoft.com/office/drawing/2016/ink" xmlns:am3d="http://schemas.microsoft.com/office/drawing/2017/model3d" xmlns:o="urn:schemas-microsoft-com:office:office" xmlns:oel="http://schemas.microsoft.com/office/2019/extlst" xmlns:r="http://schemas.openxmlformats.org/officeDocument/2006/relationships" xmlns:m="http://schemas.openxmlformats.org/officeDocument/2006/math" xmlns:v="urn:schemas-microsoft-com:vml" xmlns:wp14="http://schemas.microsoft.com/office/word/2010/wordprocessingDrawing" xmlns:wp="http://schemas.openxmlformats.org/drawingml/2006/wordprocessingDrawing" xmlns:w10="urn:schemas-microsoft-com:office:word" xmlns:w="http://schemas.openxmlformats.org/wordprocessingml/2006/main" xmlns:w14="http://schemas.microsoft.com/office/word/2010/wordml" xmlns:w15="http://schemas.microsoft.com/office/word/2012/wordml" xmlns:w16cex="http://schemas.microsoft.com/office/word/2018/wordml/cex" xmlns:w16cid="http://schemas.microsoft.com/office/word/2016/wordml/cid" xmlns:w16="http://schemas.microsoft.com/office/word/2018/wordml" xmlns:w16sdtdh="http://schemas.microsoft.com/office/word/2020/wordml/sdtdatahash" xmlns:w16se="http://schemas.microsoft.com/office/word/2015/wordml/symex" xmlns:wpg="http://schemas.microsoft.com/office/word/2010/wordprocessingGroup" xmlns:wpi="http://schemas.microsoft.com/office/word/2010/wordprocessingInk" xmlns:wne="http://schemas.microsoft.com/office/word/2006/wordml" xmlns:wps="http://schemas.microsoft.com/office/word/2010/wordprocessingShape" mc:Ignorable="w14 w15 w16se w16cid w16 w16cex w16sdtdh wp14">
   <w:body>
-    <w:p>
-      <w:pPr>
-        <w:pStyle w:val="NormalWeb"/>
-      </w:pPr>
-      <w:r>
-        <w:t xml:space="preserve">Here’s a structured draft you can use for your </w:t>
-      </w:r>
-      <w:r>
-        <w:rPr>
-          <w:rStyle w:val="Strong"/>
-        </w:rPr>
-        <w:t>Deliverable 1: Project PDF</w:t>
-      </w:r>
-      <w:r>
-        <w:t>. I’ve formatted it to fit your instructions and included placeholders for screenshots and specific details you can add. You can copy this into Word, Google Docs, or any PDF builder and then export it as a single PDF.</w:t>
-      </w:r>
-    </w:p>
-    <w:p>
-      <w:r>
-        <w:rPr>
-          <w:noProof/>
-        </w:rPr>
-      </w:r>
-      <w:r>
-        <w:pict w14:anchorId="0828C5F8">
-          <v:rect id="Horizontal Line 31" o:spid="_x0000_s1026" style="width:468pt;height:.1pt;visibility:visible;mso-wrap-style:square;mso-left-percent:-10001;mso-top-percent:-10001;mso-position-horizontal:absolute;mso-position-horizontal-relative:char;mso-position-vertical:absolute;mso-position-vertical-relative:line;mso-left-percent:-10001;mso-top-percent:-10001;v-text-anchor:top" o:gfxdata="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" filled="f">
-            <o:lock v:ext="edit" rotation="t" aspectratio="t" verticies="t" text="t" shapetype="t"/>
-            <w10:anchorlock/>
-          </v:rect>
-        </w:pict>
-      </w:r>
-    </w:p>
     <w:p>
       <w:pPr>
         <w:pStyle w:val="Heading1"/>
@@ -367,7 +335,6 @@
         <w:rPr>
           <w:rStyle w:val="Strong"/>
         </w:rPr>
-        <w:lastRenderedPageBreak/>
         <w:t>Survey of Online Beauty Shoppers (Internal Research)</w:t>
       </w:r>
     </w:p>
@@ -430,6 +397,7 @@
         <w:rPr>
           <w:rStyle w:val="Strong"/>
         </w:rPr>
+        <w:lastRenderedPageBreak/>
         <w:t xml:space="preserve">Enhancements from </w:t>
       </w:r>
       <w:proofErr w:type="spellStart"/>
@@ -709,11 +677,7 @@
       </w:r>
       <w:proofErr w:type="spellEnd"/>
       <w:r>
-        <w:t xml:space="preserve"> needed additional guidance to generate lifestyle and motivation insights. I addressed this by including explicit </w:t>
-      </w:r>
-      <w:r>
-        <w:lastRenderedPageBreak/>
-        <w:t>instructions in my prompt to focus on pain points, motivations, and channel preferences. This resulted in a more robust and actionable persona.</w:t>
+        <w:t xml:space="preserve"> needed additional guidance to generate lifestyle and motivation insights. I addressed this by including explicit instructions in my prompt to focus on pain points, motivations, and channel preferences. This resulted in a more robust and actionable persona.</w:t>
       </w:r>
     </w:p>
     <w:p>
@@ -756,6 +720,7 @@
           <w:sz w:val="36"/>
           <w:szCs w:val="36"/>
         </w:rPr>
+        <w:lastRenderedPageBreak/>
         <w:drawing>
           <wp:inline distT="0" distB="0" distL="0" distR="0" wp14:anchorId="3EB6E886" wp14:editId="29D86F14">
             <wp:extent cx="5943600" cy="2872740"/>
@@ -4866,6 +4831,7 @@
   <w:style w:type="character" w:default="1" w:styleId="DefaultParagraphFont">
     <w:name w:val="Default Paragraph Font"/>
     <w:uiPriority w:val="1"/>
+    <w:semiHidden/>
     <w:unhideWhenUsed/>
   </w:style>
   <w:style w:type="table" w:default="1" w:styleId="TableNormal">
